--- a/multiplex-hypergraph-sir/lambda_c_report_cn.docx
+++ b/multiplex-hypergraph-sir/lambda_c_report_cn.docx
@@ -4459,7 +4459,7 @@
       <w:r>
         <w:drawing>
           <wp:inline distT="0" distB="0" distL="0" distR="0">
-            <wp:extent cx="6096000" cy="1962150"/>
+            <wp:extent cx="5905500" cy="1905000"/>
             <wp:effectExtent t="0" r="0" b="0" l="0"/>
             <wp:docPr id="1" name="" descr="" title=""/>
             <wp:cNvGraphicFramePr>
@@ -4484,7 +4484,7 @@
                   <pic:spPr bwMode="auto">
                     <a:xfrm>
                       <a:off x="0" y="0"/>
-                      <a:ext cx="6096000" cy="1962150"/>
+                      <a:ext cx="5905500" cy="1905000"/>
                     </a:xfrm>
                     <a:prstGeom prst="rect">
                       <a:avLst/>
